--- a/data/revised_2026-10_full/tracked/v2/Biology/SS1.2_Chemicals_of_Life/Biology_Chemicals_of_Life_FinalExplanation_TRACKED.docx
+++ b/data/revised_2026-10_full/tracked/v2/Biology/SS1.2_Chemicals_of_Life/Biology_Chemicals_of_Life_FinalExplanation_TRACKED.docx
@@ -2064,7 +2064,7 @@
               </w:rPr>
               <w:t xml:space="preserve">Chemicals of life (composition</w:t>
             </w:r>
-            <w:del w:id="9001" w:author="Claude (AI) - proposed" w:date="2026-10-15T02:49:22Z">
+            <w:del w:id="9001" w:author="Claude (AI) - proposed" w:date="2026-10-18T00:25:37Z">
               <w:r>
                 <w:rPr>
                   <w:rFonts w:ascii="Arial" w:cs="Arial" w:eastAsia="Arial" w:hAnsi="Arial"/>
@@ -2079,7 +2079,7 @@
                 <w:delText xml:space="preserve"> and classification</w:delText>
               </w:r>
             </w:del>
-            <w:ins w:id="9002" w:author="Claude (AI) - proposed" w:date="2026-10-15T02:49:22Z">
+            <w:ins w:id="9002" w:author="Claude (AI) - proposed" w:date="2026-10-18T00:25:37Z">
               <w:r>
                 <w:rPr>
                   <w:rFonts w:ascii="Arial" w:cs="Arial" w:eastAsia="Arial" w:hAnsi="Arial"/>
@@ -2127,7 +2127,7 @@
               <w:spacing w:after="40" w:before="0"/>
               <w:jc w:val="left"/>
             </w:pPr>
-            <w:ins w:id="9003" w:author="Claude (AI) - proposed" w:date="2026-10-15T02:49:22Z">
+            <w:ins w:id="9003" w:author="Claude (AI) - proposed" w:date="2026-10-18T00:25:37Z">
               <w:r>
                 <w:rPr>
                   <w:rFonts w:ascii="Arial" w:cs="Arial" w:eastAsia="Arial" w:hAnsi="Arial"/>
@@ -2155,7 +2155,7 @@
               </w:rPr>
               <w:t xml:space="preserve">Correctly names all the food chemical groups, classifies them as organic or inorganic using the carbon-bonded-to-hydrogen rule, names the building blocks</w:t>
             </w:r>
-            <w:del w:id="9004" w:author="Claude (AI) - proposed" w:date="2026-10-15T02:49:22Z">
+            <w:del w:id="9004" w:author="Claude (AI) - proposed" w:date="2026-10-18T00:25:37Z">
               <w:r>
                 <w:rPr>
                   <w:rFonts w:ascii="Arial" w:cs="Arial" w:eastAsia="Arial" w:hAnsi="Arial"/>
@@ -2170,7 +2170,7 @@
                 <w:delText xml:space="preserve"> and</w:delText>
               </w:r>
             </w:del>
-            <w:ins w:id="9005" w:author="Claude (AI) - proposed" w:date="2026-10-15T02:49:22Z">
+            <w:ins w:id="9005" w:author="Claude (AI) - proposed" w:date="2026-10-18T00:25:37Z">
               <w:r>
                 <w:rPr>
                   <w:rFonts w:ascii="Arial" w:cs="Arial" w:eastAsia="Arial" w:hAnsi="Arial"/>
@@ -2198,7 +2198,7 @@
               </w:rPr>
               <w:t xml:space="preserve"> links them to the meal amounts</w:t>
             </w:r>
-            <w:ins w:id="9006" w:author="Claude (AI) - proposed" w:date="2026-10-15T02:49:22Z">
+            <w:ins w:id="9006" w:author="Claude (AI) - proposed" w:date="2026-10-18T00:25:37Z">
               <w:r>
                 <w:rPr>
                   <w:rFonts w:ascii="Arial" w:cs="Arial" w:eastAsia="Arial" w:hAnsi="Arial"/>
@@ -2246,7 +2246,7 @@
               <w:spacing w:after="40" w:before="0"/>
               <w:jc w:val="left"/>
             </w:pPr>
-            <w:ins w:id="9007" w:author="Claude (AI) - proposed" w:date="2026-10-15T02:49:22Z">
+            <w:ins w:id="9007" w:author="Claude (AI) - proposed" w:date="2026-10-18T00:25:37Z">
               <w:r>
                 <w:rPr>
                   <w:rFonts w:ascii="Arial" w:cs="Arial" w:eastAsia="Arial" w:hAnsi="Arial"/>
@@ -2274,7 +2274,7 @@
               </w:rPr>
               <w:t xml:space="preserve">Names most chemical groups and classifies them correctly, with some building blocks</w:t>
             </w:r>
-            <w:ins w:id="9008" w:author="Claude (AI) - proposed" w:date="2026-10-15T02:49:22Z">
+            <w:ins w:id="9008" w:author="Claude (AI) - proposed" w:date="2026-10-18T00:25:37Z">
               <w:r>
                 <w:rPr>
                   <w:rFonts w:ascii="Arial" w:cs="Arial" w:eastAsia="Arial" w:hAnsi="Arial"/>
@@ -2322,7 +2322,7 @@
               <w:spacing w:after="40" w:before="0"/>
               <w:jc w:val="left"/>
             </w:pPr>
-            <w:ins w:id="9009" w:author="Claude (AI) - proposed" w:date="2026-10-15T02:49:22Z">
+            <w:ins w:id="9009" w:author="Claude (AI) - proposed" w:date="2026-10-18T00:25:37Z">
               <w:r>
                 <w:rPr>
                   <w:rFonts w:ascii="Arial" w:cs="Arial" w:eastAsia="Arial" w:hAnsi="Arial"/>
@@ -2405,7 +2405,7 @@
               <w:spacing w:after="40" w:before="0"/>
               <w:jc w:val="left"/>
             </w:pPr>
-            <w:ins w:id="9010" w:author="Claude (AI) - proposed" w:date="2026-10-15T02:49:22Z">
+            <w:ins w:id="9010" w:author="Claude (AI) - proposed" w:date="2026-10-18T00:25:37Z">
               <w:r>
                 <w:rPr>
                   <w:rFonts w:ascii="Arial" w:cs="Arial" w:eastAsia="Arial" w:hAnsi="Arial"/>
@@ -2453,7 +2453,7 @@
               <w:spacing w:after="40" w:before="0"/>
               <w:jc w:val="left"/>
             </w:pPr>
-            <w:ins w:id="9011" w:author="Claude (AI) - proposed" w:date="2026-10-15T02:49:22Z">
+            <w:ins w:id="9011" w:author="Claude (AI) - proposed" w:date="2026-10-18T00:25:37Z">
               <w:r>
                 <w:rPr>
                   <w:rFonts w:ascii="Arial" w:cs="Arial" w:eastAsia="Arial" w:hAnsi="Arial"/>
@@ -2501,7 +2501,7 @@
               <w:spacing w:after="40" w:before="0"/>
               <w:jc w:val="left"/>
             </w:pPr>
-            <w:ins w:id="9012" w:author="Claude (AI) - proposed" w:date="2026-10-15T02:49:22Z">
+            <w:ins w:id="9012" w:author="Claude (AI) - proposed" w:date="2026-10-18T00:25:37Z">
               <w:r>
                 <w:rPr>
                   <w:rFonts w:ascii="Arial" w:cs="Arial" w:eastAsia="Arial" w:hAnsi="Arial"/>
@@ -2529,7 +2529,7 @@
               </w:rPr>
               <w:t xml:space="preserve">Uses little evidence, or</w:t>
             </w:r>
-            <w:ins w:id="9013" w:author="Claude (AI) - proposed" w:date="2026-10-15T02:49:22Z">
+            <w:ins w:id="9013" w:author="Claude (AI) - proposed" w:date="2026-10-18T00:25:37Z">
               <w:r>
                 <w:rPr>
                   <w:rFonts w:ascii="Arial" w:cs="Arial" w:eastAsia="Arial" w:hAnsi="Arial"/>
@@ -2612,7 +2612,7 @@
               <w:spacing w:after="40" w:before="0"/>
               <w:jc w:val="left"/>
             </w:pPr>
-            <w:ins w:id="9014" w:author="Claude (AI) - proposed" w:date="2026-10-15T02:49:22Z">
+            <w:ins w:id="9014" w:author="Claude (AI) - proposed" w:date="2026-10-18T00:25:37Z">
               <w:r>
                 <w:rPr>
                   <w:rFonts w:ascii="Arial" w:cs="Arial" w:eastAsia="Arial" w:hAnsi="Arial"/>
@@ -2640,7 +2640,7 @@
               </w:rPr>
               <w:t xml:space="preserve">Explains amylase as a protein catalyst digesting starch to maltose then glucose, uses the saliva results and the boiled-saliva control, </w:t>
             </w:r>
-            <w:del w:id="9015" w:author="Claude (AI) - proposed" w:date="2026-10-15T02:49:22Z">
+            <w:del w:id="9015" w:author="Claude (AI) - proposed" w:date="2026-10-18T00:25:37Z">
               <w:r>
                 <w:rPr>
                   <w:rFonts w:ascii="Arial" w:cs="Arial" w:eastAsia="Arial" w:hAnsi="Arial"/>
@@ -2668,7 +2668,7 @@
               </w:rPr>
               <w:t xml:space="preserve">explains the effect of temperature (37 degrees C, denaturation, inactive at 0 degrees C)</w:t>
             </w:r>
-            <w:ins w:id="9016" w:author="Claude (AI) - proposed" w:date="2026-10-15T02:49:22Z">
+            <w:ins w:id="9016" w:author="Claude (AI) - proposed" w:date="2026-10-18T00:25:37Z">
               <w:r>
                 <w:rPr>
                   <w:rFonts w:ascii="Arial" w:cs="Arial" w:eastAsia="Arial" w:hAnsi="Arial"/>
@@ -2716,7 +2716,7 @@
               <w:spacing w:after="40" w:before="0"/>
               <w:jc w:val="left"/>
             </w:pPr>
-            <w:ins w:id="9017" w:author="Claude (AI) - proposed" w:date="2026-10-15T02:49:22Z">
+            <w:ins w:id="9017" w:author="Claude (AI) - proposed" w:date="2026-10-18T00:25:37Z">
               <w:r>
                 <w:rPr>
                   <w:rFonts w:ascii="Arial" w:cs="Arial" w:eastAsia="Arial" w:hAnsi="Arial"/>
@@ -2744,7 +2744,7 @@
               </w:rPr>
               <w:t xml:space="preserve">Explains the role of amylase and the main results, with incomplete reasoning about temperature</w:t>
             </w:r>
-            <w:del w:id="9018" w:author="Claude (AI) - proposed" w:date="2026-10-15T02:49:22Z">
+            <w:del w:id="9018" w:author="Claude (AI) - proposed" w:date="2026-10-18T00:25:37Z">
               <w:r>
                 <w:rPr>
                   <w:rFonts w:ascii="Arial" w:cs="Arial" w:eastAsia="Arial" w:hAnsi="Arial"/>
@@ -2759,7 +2759,7 @@
                 <w:delText xml:space="preserve"> or the control</w:delText>
               </w:r>
             </w:del>
-            <w:ins w:id="9019" w:author="Claude (AI) - proposed" w:date="2026-10-15T02:49:22Z">
+            <w:ins w:id="9019" w:author="Claude (AI) - proposed" w:date="2026-10-18T00:25:37Z">
               <w:r>
                 <w:rPr>
                   <w:rFonts w:ascii="Arial" w:cs="Arial" w:eastAsia="Arial" w:hAnsi="Arial"/>
@@ -2807,7 +2807,7 @@
               <w:spacing w:after="40" w:before="0"/>
               <w:jc w:val="left"/>
             </w:pPr>
-            <w:ins w:id="9020" w:author="Claude (AI) - proposed" w:date="2026-10-15T02:49:22Z">
+            <w:ins w:id="9020" w:author="Claude (AI) - proposed" w:date="2026-10-18T00:25:37Z">
               <w:r>
                 <w:rPr>
                   <w:rFonts w:ascii="Arial" w:cs="Arial" w:eastAsia="Arial" w:hAnsi="Arial"/>
@@ -2890,7 +2890,7 @@
               <w:spacing w:after="40" w:before="0"/>
               <w:jc w:val="left"/>
             </w:pPr>
-            <w:ins w:id="9021" w:author="Claude (AI) - proposed" w:date="2026-10-15T02:49:22Z">
+            <w:ins w:id="9021" w:author="Claude (AI) - proposed" w:date="2026-10-18T00:25:37Z">
               <w:r>
                 <w:rPr>
                   <w:rFonts w:ascii="Arial" w:cs="Arial" w:eastAsia="Arial" w:hAnsi="Arial"/>
@@ -2938,7 +2938,7 @@
               <w:spacing w:after="40" w:before="0"/>
               <w:jc w:val="left"/>
             </w:pPr>
-            <w:ins w:id="9022" w:author="Claude (AI) - proposed" w:date="2026-10-15T02:49:22Z">
+            <w:ins w:id="9022" w:author="Claude (AI) - proposed" w:date="2026-10-18T00:25:37Z">
               <w:r>
                 <w:rPr>
                   <w:rFonts w:ascii="Arial" w:cs="Arial" w:eastAsia="Arial" w:hAnsi="Arial"/>
@@ -2986,7 +2986,7 @@
               <w:spacing w:after="40" w:before="0"/>
               <w:jc w:val="left"/>
             </w:pPr>
-            <w:ins w:id="9023" w:author="Claude (AI) - proposed" w:date="2026-10-15T02:49:22Z">
+            <w:ins w:id="9023" w:author="Claude (AI) - proposed" w:date="2026-10-18T00:25:37Z">
               <w:r>
                 <w:rPr>
                   <w:rFonts w:ascii="Arial" w:cs="Arial" w:eastAsia="Arial" w:hAnsi="Arial"/>
@@ -3069,7 +3069,7 @@
               <w:spacing w:after="40" w:before="0"/>
               <w:jc w:val="left"/>
             </w:pPr>
-            <w:ins w:id="9024" w:author="Claude (AI) - proposed" w:date="2026-10-15T02:49:22Z">
+            <w:ins w:id="9024" w:author="Claude (AI) - proposed" w:date="2026-10-18T00:25:37Z">
               <w:r>
                 <w:rPr>
                   <w:rFonts w:ascii="Arial" w:cs="Arial" w:eastAsia="Arial" w:hAnsi="Arial"/>
@@ -3117,7 +3117,7 @@
               <w:spacing w:after="40" w:before="0"/>
               <w:jc w:val="left"/>
             </w:pPr>
-            <w:ins w:id="9025" w:author="Claude (AI) - proposed" w:date="2026-10-15T02:49:22Z">
+            <w:ins w:id="9025" w:author="Claude (AI) - proposed" w:date="2026-10-18T00:25:37Z">
               <w:r>
                 <w:rPr>
                   <w:rFonts w:ascii="Arial" w:cs="Arial" w:eastAsia="Arial" w:hAnsi="Arial"/>
@@ -3165,7 +3165,7 @@
               <w:spacing w:after="40" w:before="0"/>
               <w:jc w:val="left"/>
             </w:pPr>
-            <w:ins w:id="9026" w:author="Claude (AI) - proposed" w:date="2026-10-15T02:49:22Z">
+            <w:ins w:id="9026" w:author="Claude (AI) - proposed" w:date="2026-10-18T00:25:37Z">
               <w:r>
                 <w:rPr>
                   <w:rFonts w:ascii="Arial" w:cs="Arial" w:eastAsia="Arial" w:hAnsi="Arial"/>
@@ -3315,7 +3315,7 @@
         </w:rPr>
         <w:t xml:space="preserve">© 2026 SeaVuria and ARES. This work is licensed under a </w:t>
       </w:r>
-      <w:hyperlink w:history="1" r:id="rIdbwxwyrfbwxpdbdtu_mdgv">
+      <w:hyperlink w:history="1" r:id="rIdysdb3cs0cudebignf0bi6">
         <w:r>
           <w:rPr>
             <w:rFonts w:ascii="Arial" w:cs="Arial" w:eastAsia="Arial" w:hAnsi="Arial"/>
@@ -3335,7 +3335,7 @@
         </w:rPr>
         <w:t xml:space="preserve"> (</w:t>
       </w:r>
-      <w:hyperlink w:history="1" r:id="rIdredphzt61zokouxtbumvi">
+      <w:hyperlink w:history="1" r:id="rIdapzwnyjztw8-sq8ltjll_">
         <w:r>
           <w:rPr>
             <w:rFonts w:ascii="Arial" w:cs="Arial" w:eastAsia="Arial" w:hAnsi="Arial"/>
@@ -3355,7 +3355,7 @@
         </w:rPr>
         <w:t xml:space="preserve">). To view a copy of this license, visit </w:t>
       </w:r>
-      <w:hyperlink w:history="1" r:id="rIdbioibotnzvba78maqdbsv">
+      <w:hyperlink w:history="1" r:id="rIdtcubibmuatp51xafq18ih">
         <w:r>
           <w:rPr>
             <w:rFonts w:ascii="Arial" w:cs="Arial" w:eastAsia="Arial" w:hAnsi="Arial"/>
